--- a/02-Knowledge/career-development/interview-project-summaries/01-company-interviews/韩伟-简历-V2-Linux-ARM.docx
+++ b/02-Knowledge/career-development/interview-project-summaries/01-company-interviews/韩伟-简历-V2-Linux-ARM.docx
@@ -42,6 +42,45 @@
           <w:sz w:val="21"/>
         </w:rPr>
         <w:t>求职意向：高级嵌入式软件工程师（Linux 设备驱动 / 固件方向）  |  期望城市：北京</w:t>
+      </w:r>
+    </w:p>
+    <w:p>
+      <w:pPr>
+        <w:spacing w:after="120"/>
+      </w:pPr>
+      <w:r>
+        <w:rPr>
+          <w:rFonts w:ascii="Arial" w:hAnsi="Arial" w:eastAsia="微软雅黑"/>
+          <w:b w:val="0"/>
+          <w:sz w:val="17"/>
+        </w:rPr>
+        <w:t>图例：</w:t>
+      </w:r>
+      <w:r>
+        <w:rPr>
+          <w:rFonts w:ascii="Arial" w:hAnsi="Arial" w:eastAsia="微软雅黑"/>
+          <w:b w:val="0"/>
+          <w:sz w:val="17"/>
+        </w:rPr>
+        <w:t xml:space="preserve">黑色=原简历事实 </w:t>
+      </w:r>
+      <w:r>
+        <w:rPr>
+          <w:rFonts w:ascii="Arial" w:hAnsi="Arial" w:eastAsia="微软雅黑"/>
+          <w:b w:val="0"/>
+          <w:sz w:val="17"/>
+          <w:highlight w:val="yellow"/>
+        </w:rPr>
+        <w:t xml:space="preserve">黄色高亮=方向重点 </w:t>
+      </w:r>
+      <w:r>
+        <w:rPr>
+          <w:rFonts w:ascii="Arial" w:hAnsi="Arial" w:eastAsia="微软雅黑"/>
+          <w:b w:val="0"/>
+          <w:color w:val="0070C0"/>
+          <w:sz w:val="17"/>
+        </w:rPr>
+        <w:t>蓝色=优化补充(请核对)</w:t>
       </w:r>
     </w:p>
     <w:p>
@@ -94,7 +133,7 @@
           <w:sz w:val="21"/>
           <w:highlight w:val="yellow"/>
         </w:rPr>
-        <w:t>Linux 内核驱动实操——DTS 设备树配置、GPIO 中断、字符设备驱动开发与调试</w:t>
+        <w:t>[[Linux 内核驱动实操——DTS 设备树配置、GPIO 中断、字符设备驱动开发与调试]]</w:t>
       </w:r>
       <w:r>
         <w:rPr>
@@ -132,7 +171,7 @@
           <w:b w:val="0"/>
           <w:sz w:val="21"/>
         </w:rPr>
-        <w:t>：ARM Cortex-M/A、SHARC DSP、AMP 异构架构；</w:t>
+        <w:t>：ARM Cortex-M/A、SHARC DSP、AMP 异构；</w:t>
       </w:r>
       <w:r>
         <w:rPr>
@@ -280,10 +319,11 @@
       <w:r>
         <w:rPr>
           <w:rFonts w:ascii="Arial" w:hAnsi="Arial" w:eastAsia="微软雅黑"/>
-          <w:b/>
+          <w:b w:val="0"/>
+          <w:color w:val="0070C0"/>
           <w:sz w:val="21"/>
         </w:rPr>
-        <w:t>Linux 驱动开发</w:t>
+        <w:t>Linux 设备驱动实操：DTS 设备树配置、GPIO 中断、字符设备驱动开发与调试</w:t>
       </w:r>
       <w:r>
         <w:rPr>
@@ -291,24 +331,7 @@
           <w:b w:val="0"/>
           <w:sz w:val="21"/>
         </w:rPr>
-        <w:t>：</w:t>
-      </w:r>
-      <w:r>
-        <w:rPr>
-          <w:rFonts w:ascii="Arial" w:hAnsi="Arial" w:eastAsia="微软雅黑"/>
-          <w:b w:val="0"/>
-          <w:sz w:val="21"/>
-          <w:highlight w:val="yellow"/>
-        </w:rPr>
-        <w:t>在 Marvell 平台 TSN 交换机上做 Linux 设备驱动开发——DTS 设备树配置、GPIO 中断、字符设备驱动调试</w:t>
-      </w:r>
-      <w:r>
-        <w:rPr>
-          <w:rFonts w:ascii="Arial" w:hAnsi="Arial" w:eastAsia="微软雅黑"/>
-          <w:b w:val="0"/>
-          <w:sz w:val="21"/>
-        </w:rPr>
-        <w:t>，以及 SyncE / PHY / CAN / RS485 底层驱动。</w:t>
+        <w:t>（Marvell 平台 TSN 交换机）。</w:t>
       </w:r>
     </w:p>
     <w:p>
@@ -322,23 +345,7 @@
           <w:b w:val="0"/>
           <w:sz w:val="21"/>
         </w:rPr>
-        <w:t xml:space="preserve">• </w:t>
-      </w:r>
-      <w:r>
-        <w:rPr>
-          <w:rFonts w:ascii="Arial" w:hAnsi="Arial" w:eastAsia="微软雅黑"/>
-          <w:b/>
-          <w:sz w:val="21"/>
-        </w:rPr>
-        <w:t>技术开发</w:t>
-      </w:r>
-      <w:r>
-        <w:rPr>
-          <w:rFonts w:ascii="Arial" w:hAnsi="Arial" w:eastAsia="微软雅黑"/>
-          <w:b w:val="0"/>
-          <w:sz w:val="21"/>
-        </w:rPr>
-        <w:t>：独立完成 Realtek MAC + C51 低成本交换机平台从零搭建，整机降本 30%。</w:t>
+        <w:t>• 独立完成 Realtek MAC + C51 低成本交换机平台从零搭建（底层驱动/BOOT/APP 量产方案/业务平台），整机降本 30%。</w:t>
       </w:r>
     </w:p>
     <w:p>
@@ -352,23 +359,7 @@
           <w:b w:val="0"/>
           <w:sz w:val="21"/>
         </w:rPr>
-        <w:t xml:space="preserve">• </w:t>
-      </w:r>
-      <w:r>
-        <w:rPr>
-          <w:rFonts w:ascii="Arial" w:hAnsi="Arial" w:eastAsia="微软雅黑"/>
-          <w:b/>
-          <w:sz w:val="21"/>
-        </w:rPr>
-        <w:t>项目管理</w:t>
-      </w:r>
-      <w:r>
-        <w:rPr>
-          <w:rFonts w:ascii="Arial" w:hAnsi="Arial" w:eastAsia="微软雅黑"/>
-          <w:b w:val="0"/>
-          <w:sz w:val="21"/>
-        </w:rPr>
-        <w:t>：担任 PL 直管 5 人软件团队，统筹 TSN 等重点项目交付，培养 3 名骨干工程师。</w:t>
+        <w:t>• 担任 PL 直管 5 人软件团队，统筹 TSN 交换机等重点项目交付，培养 3 名骨干工程师。</w:t>
       </w:r>
     </w:p>
     <w:p>
@@ -403,23 +394,7 @@
           <w:b w:val="0"/>
           <w:sz w:val="21"/>
         </w:rPr>
-        <w:t xml:space="preserve">• </w:t>
-      </w:r>
-      <w:r>
-        <w:rPr>
-          <w:rFonts w:ascii="Arial" w:hAnsi="Arial" w:eastAsia="微软雅黑"/>
-          <w:b/>
-          <w:sz w:val="21"/>
-        </w:rPr>
-        <w:t>技术开发</w:t>
-      </w:r>
-      <w:r>
-        <w:rPr>
-          <w:rFonts w:ascii="Arial" w:hAnsi="Arial" w:eastAsia="微软雅黑"/>
-          <w:b w:val="0"/>
-          <w:sz w:val="21"/>
-        </w:rPr>
-        <w:t>：从零自研 RTOS 内核，搭建 ARM / DSP 产品软件底座，支撑电力监控仪表、电能质量分析仪系列产品。</w:t>
+        <w:t>• 从零自研 RTOS 内核，搭建 ARM / DSP 产品软件底座，支撑电力监控仪表、电能质量分析仪系列产品。</w:t>
       </w:r>
     </w:p>
     <w:p>
@@ -433,23 +408,7 @@
           <w:b w:val="0"/>
           <w:sz w:val="21"/>
         </w:rPr>
-        <w:t xml:space="preserve">• </w:t>
-      </w:r>
-      <w:r>
-        <w:rPr>
-          <w:rFonts w:ascii="Arial" w:hAnsi="Arial" w:eastAsia="微软雅黑"/>
-          <w:b/>
-          <w:sz w:val="21"/>
-        </w:rPr>
-        <w:t>项目交付</w:t>
-      </w:r>
-      <w:r>
-        <w:rPr>
-          <w:rFonts w:ascii="Arial" w:hAnsi="Arial" w:eastAsia="微软雅黑"/>
-          <w:b w:val="0"/>
-          <w:sz w:val="21"/>
-        </w:rPr>
-        <w:t>：主导多个中高端电力仪表项目交付；参与部门研发流程体系建设，获 2019 年度优秀员工。</w:t>
+        <w:t>• 主导多个中高端电力仪表项目交付；参与部门研发流程体系建设，获 2019 年度优秀员工。</w:t>
       </w:r>
     </w:p>
     <w:p>
@@ -476,7 +435,7 @@
           <w:b/>
           <w:sz w:val="22"/>
         </w:rPr>
-        <w:t>新一代 TSN 时间敏感网络交换机（Linux 驱动实操）｜新华三｜2025.06 - 至今</w:t>
+        <w:t>新一代 TSN 时间敏感网络交换机｜新华三｜2025.06 - 至今</w:t>
       </w:r>
     </w:p>
     <w:p>
@@ -509,10 +468,11 @@
       <w:r>
         <w:rPr>
           <w:rFonts w:ascii="Arial" w:hAnsi="Arial" w:eastAsia="微软雅黑"/>
-          <w:b/>
+          <w:b w:val="0"/>
           <w:sz w:val="21"/>
+          <w:highlight w:val="yellow"/>
         </w:rPr>
-        <w:t>角色</w:t>
+        <w:t>[[Linux 设备驱动：DTS 设备树配置、GPIO 中断、字符设备驱动开发与调试]]</w:t>
       </w:r>
       <w:r>
         <w:rPr>
@@ -520,7 +480,7 @@
           <w:b w:val="0"/>
           <w:sz w:val="21"/>
         </w:rPr>
-        <w:t>：高级嵌入式软件工程师 / PL，负责底层驱动 + 集成（TSN 协议栈核心由驱动/平台团队负责）。</w:t>
+        <w:t>（Marvell 平台，C 语言）。</w:t>
       </w:r>
     </w:p>
     <w:p>
@@ -534,23 +494,21 @@
           <w:b w:val="0"/>
           <w:sz w:val="21"/>
         </w:rPr>
-        <w:t xml:space="preserve">• </w:t>
+        <w:t>• 独立完成 SyncE 时钟同步、CAN、RS485、PoE、PHY 底层驱动开发与调试。</w:t>
       </w:r>
-      <w:r>
-        <w:rPr>
-          <w:rFonts w:ascii="Arial" w:hAnsi="Arial" w:eastAsia="微软雅黑"/>
-          <w:b/>
-          <w:sz w:val="21"/>
-        </w:rPr>
-        <w:t>Linux 设备驱动</w:t>
-      </w:r>
+    </w:p>
+    <w:p>
+      <w:pPr>
+        <w:spacing w:before="0" w:after="40"/>
+        <w:ind w:left="461"/>
+      </w:pPr>
       <w:r>
         <w:rPr>
           <w:rFonts w:ascii="Arial" w:hAnsi="Arial" w:eastAsia="微软雅黑"/>
           <w:b w:val="0"/>
           <w:sz w:val="21"/>
         </w:rPr>
-        <w:t>：</w:t>
+        <w:t>• 实现环网、Modbus、CAN 总线工业协议，</w:t>
       </w:r>
       <w:r>
         <w:rPr>
@@ -559,24 +517,7 @@
           <w:sz w:val="21"/>
           <w:highlight w:val="yellow"/>
         </w:rPr>
-        <w:t>DTS 设备树配置、GPIO 中断、字符设备驱动开发与调试</w:t>
-      </w:r>
-      <w:r>
-        <w:rPr>
-          <w:rFonts w:ascii="Arial" w:hAnsi="Arial" w:eastAsia="微软雅黑"/>
-          <w:b w:val="0"/>
-          <w:sz w:val="21"/>
-        </w:rPr>
-        <w:t>；</w:t>
-      </w:r>
-      <w:r>
-        <w:rPr>
-          <w:rFonts w:ascii="Arial" w:hAnsi="Arial" w:eastAsia="微软雅黑"/>
-          <w:b w:val="0"/>
-          <w:sz w:val="21"/>
-          <w:highlight w:val="yellow"/>
-        </w:rPr>
-        <w:t>SyncE 时钟同步、PHY、CAN、RS485、PoE 底层驱动</w:t>
+        <w:t>环网故障收敛 ≤20ms</w:t>
       </w:r>
       <w:r>
         <w:rPr>
@@ -598,21 +539,24 @@
           <w:b w:val="0"/>
           <w:sz w:val="21"/>
         </w:rPr>
-        <w:t>• 实现环网、Modbus、CAN 总线工业协议，环网故障收敛 ≤20ms；针对 MAC 批量删除、端口 UP/DOWN 事件做性能优化。</w:t>
+        <w:t xml:space="preserve">• </w:t>
       </w:r>
-    </w:p>
-    <w:p>
-      <w:pPr>
-        <w:spacing w:before="0" w:after="40"/>
-        <w:ind w:left="461"/>
-      </w:pPr>
+      <w:r>
+        <w:rPr>
+          <w:rFonts w:ascii="Arial" w:hAnsi="Arial" w:eastAsia="微软雅黑"/>
+          <w:b w:val="0"/>
+          <w:color w:val="0070C0"/>
+          <w:sz w:val="21"/>
+        </w:rPr>
+        <w:t>角色：负责底层驱动 + 集成，TSN 协议栈核心由驱动/平台团队负责</w:t>
+      </w:r>
       <w:r>
         <w:rPr>
           <w:rFonts w:ascii="Arial" w:hAnsi="Arial" w:eastAsia="微软雅黑"/>
           <w:b w:val="0"/>
           <w:sz w:val="21"/>
         </w:rPr>
-        <w:t>• 担任项目 PL，统筹软件团队，协同测试/平台/ODM 推进交付。</w:t>
+        <w:t>。担任项目 PL，统筹软件团队推进交付。</w:t>
       </w:r>
     </w:p>
     <w:p>
@@ -653,24 +597,7 @@
           <w:b w:val="0"/>
           <w:sz w:val="21"/>
         </w:rPr>
-        <w:t>• 独立完成新平台从零搭建：</w:t>
-      </w:r>
-      <w:r>
-        <w:rPr>
-          <w:rFonts w:ascii="Arial" w:hAnsi="Arial" w:eastAsia="微软雅黑"/>
-          <w:b w:val="0"/>
-          <w:sz w:val="21"/>
-          <w:highlight w:val="yellow"/>
-        </w:rPr>
-        <w:t>底层驱动 → Bootloader → 量产方案 → OTA → 业务平台</w:t>
-      </w:r>
-      <w:r>
-        <w:rPr>
-          <w:rFonts w:ascii="Arial" w:hAnsi="Arial" w:eastAsia="微软雅黑"/>
-          <w:b w:val="0"/>
-          <w:sz w:val="21"/>
-        </w:rPr>
-        <w:t>。</w:t>
+        <w:t>• 独立完成新平台从零搭建：底层驱动 → BOOT → APP 量产方案 → OTA → 业务平台。</w:t>
       </w:r>
     </w:p>
     <w:p>
@@ -701,7 +628,21 @@
           <w:b w:val="0"/>
           <w:sz w:val="21"/>
         </w:rPr>
-        <w:t>，新增 WEB 管理、云端纳管（CoAP/M2M）功能，量产上市。</w:t>
+        <w:t>，功能更全面（本地 WEB 管理 + 云端纳管 CoAP/M2M），量产上市。</w:t>
+      </w:r>
+    </w:p>
+    <w:p>
+      <w:pPr>
+        <w:spacing w:before="0" w:after="40"/>
+        <w:ind w:left="461"/>
+      </w:pPr>
+      <w:r>
+        <w:rPr>
+          <w:rFonts w:ascii="Arial" w:hAnsi="Arial" w:eastAsia="微软雅黑"/>
+          <w:b w:val="0"/>
+          <w:sz w:val="21"/>
+        </w:rPr>
+        <w:t>• 带领团队搭建基于 FreeRTOS 的标准化产品平台，提升复用效率。</w:t>
       </w:r>
     </w:p>
     <w:p>
@@ -714,7 +655,7 @@
           <w:b/>
           <w:sz w:val="22"/>
         </w:rPr>
-        <w:t>高端电能质量分析仪（ARM + DSP 异构）｜北京爱博精电｜2020.08 - 2022.12</w:t>
+        <w:t>高端电能质量分析仪｜北京爱博精电｜2020.08 - 2022.12</w:t>
       </w:r>
     </w:p>
     <w:p>
@@ -728,16 +669,21 @@
           <w:b w:val="0"/>
           <w:sz w:val="20"/>
         </w:rPr>
-        <w:t>平台：ADI SC573（ARM Cortex-A5 + 双 SHARC DSP，AMP 异构），DSP 运行 RTOS、</w:t>
+        <w:t>平台：ADI SC573（双 SHARC DSP + ARM Cortex-A5 异构），DSP 运行 RTOS、A5 运行 Linux</w:t>
       </w:r>
+    </w:p>
+    <w:p>
+      <w:pPr>
+        <w:spacing w:before="0" w:after="40"/>
+        <w:ind w:left="461"/>
+      </w:pPr>
       <w:r>
         <w:rPr>
           <w:rFonts w:ascii="Arial" w:hAnsi="Arial" w:eastAsia="微软雅黑"/>
           <w:b w:val="0"/>
-          <w:sz w:val="20"/>
-          <w:highlight w:val="yellow"/>
+          <w:sz w:val="21"/>
         </w:rPr>
-        <w:t>A5 运行 Linux</w:t>
+        <w:t>• 负责 DSP 驱动开发、RTOS 移植、计量算法实现、应用功能设计；实现电参量计量、电能质量分析、实时监控，接入 Modbus / CAN / IEC 61850 电网标准协议。</w:t>
       </w:r>
     </w:p>
     <w:p>
@@ -756,27 +702,11 @@
       <w:r>
         <w:rPr>
           <w:rFonts w:ascii="Arial" w:hAnsi="Arial" w:eastAsia="微软雅黑"/>
-          <w:b/>
+          <w:b w:val="0"/>
+          <w:color w:val="0070C0"/>
           <w:sz w:val="21"/>
         </w:rPr>
-        <w:t>异构底层</w:t>
-      </w:r>
-      <w:r>
-        <w:rPr>
-          <w:rFonts w:ascii="Arial" w:hAnsi="Arial" w:eastAsia="微软雅黑"/>
-          <w:b w:val="0"/>
-          <w:sz w:val="21"/>
-        </w:rPr>
-        <w:t>：基于 AMP 架构设计</w:t>
-      </w:r>
-      <w:r>
-        <w:rPr>
-          <w:rFonts w:ascii="Arial" w:hAnsi="Arial" w:eastAsia="微软雅黑"/>
-          <w:b w:val="0"/>
-          <w:sz w:val="21"/>
-          <w:highlight w:val="yellow"/>
-        </w:rPr>
-        <w:t>中断驱动 + 共享内存双核通信机制，跨核通信周期 ≤10ms</w:t>
+        <w:t>DSP 算法：FFT 谐波分析、闪变测量（IEC 61000-4-15 标准 IIR 滤波器组）、工频提取、插值重采样，满足 0.1 级电压电流测量精度</w:t>
       </w:r>
       <w:r>
         <w:rPr>
@@ -803,10 +733,11 @@
       <w:r>
         <w:rPr>
           <w:rFonts w:ascii="Arial" w:hAnsi="Arial" w:eastAsia="微软雅黑"/>
-          <w:b/>
+          <w:b w:val="0"/>
+          <w:color w:val="0070C0"/>
           <w:sz w:val="21"/>
         </w:rPr>
-        <w:t>底层优化</w:t>
+        <w:t>性能优化：SHARC 硬件 FIR/IIR/FFT 加速器、汇编优化；解决双核伪共享（64 字节对齐），性能提升 40%</w:t>
       </w:r>
       <w:r>
         <w:rPr>
@@ -814,7 +745,7 @@
           <w:b w:val="0"/>
           <w:sz w:val="21"/>
         </w:rPr>
-        <w:t>：ICache/DCache 优化，定位并解决双核伪共享（64 字节对齐），性能提升 40%。</w:t>
+        <w:t>。</w:t>
       </w:r>
     </w:p>
     <w:p>
@@ -828,15 +759,16 @@
           <w:b w:val="0"/>
           <w:sz w:val="21"/>
         </w:rPr>
-        <w:t xml:space="preserve">• </w:t>
+        <w:t>• 高精度采样：多通道 ADC + DMA 双缓冲 + 三级优先级调度，</w:t>
       </w:r>
       <w:r>
         <w:rPr>
           <w:rFonts w:ascii="Arial" w:hAnsi="Arial" w:eastAsia="微软雅黑"/>
-          <w:b/>
+          <w:b w:val="0"/>
           <w:sz w:val="21"/>
+          <w:highlight w:val="yellow"/>
         </w:rPr>
-        <w:t>高精度采样</w:t>
+        <w:t>采样抖动降低 90%</w:t>
       </w:r>
       <w:r>
         <w:rPr>
@@ -844,7 +776,7 @@
           <w:b w:val="0"/>
           <w:sz w:val="21"/>
         </w:rPr>
-        <w:t>：多通道 ADC + DMA 双缓冲 + 三级优先级调度，采样抖动 ±15us→±2us。</w:t>
+        <w:t>。</w:t>
       </w:r>
     </w:p>
     <w:p>
@@ -858,7 +790,24 @@
           <w:b w:val="0"/>
           <w:sz w:val="21"/>
         </w:rPr>
-        <w:t>• 接入 Modbus / CAN / IEC 61850 工业协议。</w:t>
+        <w:t>• 异构通信：中断驱动 + 共享内存双核通信机制，</w:t>
+      </w:r>
+      <w:r>
+        <w:rPr>
+          <w:rFonts w:ascii="Arial" w:hAnsi="Arial" w:eastAsia="微软雅黑"/>
+          <w:b w:val="0"/>
+          <w:sz w:val="21"/>
+          <w:highlight w:val="yellow"/>
+        </w:rPr>
+        <w:t>跨核通信周期 ≤10ms</w:t>
+      </w:r>
+      <w:r>
+        <w:rPr>
+          <w:rFonts w:ascii="Arial" w:hAnsi="Arial" w:eastAsia="微软雅黑"/>
+          <w:b w:val="0"/>
+          <w:sz w:val="21"/>
+        </w:rPr>
+        <w:t>；搭建从需求分析到集成测试的完整流程体系。</w:t>
       </w:r>
     </w:p>
     <w:p>
@@ -871,7 +820,21 @@
           <w:b/>
           <w:sz w:val="22"/>
         </w:rPr>
-        <w:t>DSP 产品平台开发（ARM/DSP 体系）｜北京爱博精电｜2023.01 - 2023.03</w:t>
+        <w:t>DSP 产品平台开发｜北京爱博精电｜2023.01 - 2023.03</w:t>
+      </w:r>
+    </w:p>
+    <w:p>
+      <w:pPr>
+        <w:spacing w:before="0" w:after="40"/>
+        <w:ind w:left="461"/>
+      </w:pPr>
+      <w:r>
+        <w:rPr>
+          <w:rFonts w:ascii="Arial" w:hAnsi="Arial" w:eastAsia="微软雅黑"/>
+          <w:b w:val="0"/>
+          <w:sz w:val="21"/>
+        </w:rPr>
+        <w:t>• FFT、均方根、滤波、插值等信号处理算法平台化，汇编指令优化 + 硬件加速器（FIR/IIR/FFT），供多项目复用。</w:t>
       </w:r>
     </w:p>
     <w:p>
@@ -916,21 +879,24 @@
           <w:b w:val="0"/>
           <w:sz w:val="21"/>
         </w:rPr>
-        <w:t>• FFT、滤波、插值等算法平台化，汇编指令优化 + 硬件加速器（FIR/IIR/FFT）。</w:t>
+        <w:t>• 实现自研 RTOS 产品平台（任务调度/优先级/信号量），</w:t>
       </w:r>
-    </w:p>
-    <w:p>
-      <w:pPr>
-        <w:spacing w:before="0" w:after="40"/>
-        <w:ind w:left="461"/>
-      </w:pPr>
+      <w:r>
+        <w:rPr>
+          <w:rFonts w:ascii="Arial" w:hAnsi="Arial" w:eastAsia="微软雅黑"/>
+          <w:b w:val="0"/>
+          <w:sz w:val="21"/>
+          <w:highlight w:val="yellow"/>
+        </w:rPr>
+        <w:t>内核 ROM 5KB、零任务 RAM 1.5KB</w:t>
+      </w:r>
       <w:r>
         <w:rPr>
           <w:rFonts w:ascii="Arial" w:hAnsi="Arial" w:eastAsia="微软雅黑"/>
           <w:b w:val="0"/>
           <w:sz w:val="21"/>
         </w:rPr>
-        <w:t>• 从零实现自研 RTOS 内核（任务调度/信号量/中断处理），内核 ROM 5KB、零任务 RAM 1.5KB。</w:t>
+        <w:t>，优于 µC/OS 与 FreeRTOS。</w:t>
       </w:r>
     </w:p>
     <w:p>
@@ -971,23 +937,7 @@
           <w:b w:val="0"/>
           <w:sz w:val="21"/>
         </w:rPr>
-        <w:t xml:space="preserve">• </w:t>
-      </w:r>
-      <w:r>
-        <w:rPr>
-          <w:rFonts w:ascii="Arial" w:hAnsi="Arial" w:eastAsia="微软雅黑"/>
-          <w:b/>
-          <w:sz w:val="21"/>
-        </w:rPr>
-        <w:t>底层优化</w:t>
-      </w:r>
-      <w:r>
-        <w:rPr>
-          <w:rFonts w:ascii="Arial" w:hAnsi="Arial" w:eastAsia="微软雅黑"/>
-          <w:b w:val="0"/>
-          <w:sz w:val="21"/>
-        </w:rPr>
-        <w:t>：DMA 链式传输替代 CPU 轮询，</w:t>
+        <w:t>• 性能优化：DMA 链式传输替代 CPU 轮询，</w:t>
       </w:r>
       <w:r>
         <w:rPr>
@@ -1004,7 +954,7 @@
           <w:b w:val="0"/>
           <w:sz w:val="21"/>
         </w:rPr>
-        <w:t>，保障 20ms 硬实时周期。</w:t>
+        <w:t>，保障 20ms 硬实时周期稳定运行。</w:t>
       </w:r>
     </w:p>
     <w:p>
@@ -1018,7 +968,7 @@
           <w:b w:val="0"/>
           <w:sz w:val="21"/>
         </w:rPr>
-        <w:t>• 实现电参量计量、波形记录、报警、实时监控等功能，基于 IPD 流程交付。</w:t>
+        <w:t>• 实现电参量计量、电能质量事件记录、波形记录、报警、实时监控等功能，基于 IPD 流程交付。</w:t>
       </w:r>
     </w:p>
     <w:p>
@@ -1082,6 +1032,67 @@
           <w:sz w:val="21"/>
         </w:rPr>
         <w:t>• 全国大学生数学建模竞赛 国家二等奖</w:t>
+      </w:r>
+    </w:p>
+    <w:p>
+      <w:r>
+        <w:br w:type="page"/>
+      </w:r>
+    </w:p>
+    <w:p>
+      <w:pPr>
+        <w:spacing w:before="0" w:after="80"/>
+      </w:pPr>
+      <w:r>
+        <w:rPr>
+          <w:rFonts w:ascii="Arial" w:hAnsi="Arial" w:eastAsia="微软雅黑"/>
+          <w:b/>
+          <w:color w:val="C00000"/>
+          <w:sz w:val="22"/>
+        </w:rPr>
+        <w:t>附录：补充内容核对清单（蓝色字 = 我在原简历基础上补充/优化的，请逐条核对；投递前删除本页）</w:t>
+      </w:r>
+    </w:p>
+    <w:p>
+      <w:pPr>
+        <w:spacing w:before="0" w:after="40"/>
+        <w:ind w:left="259"/>
+      </w:pPr>
+      <w:r>
+        <w:rPr>
+          <w:rFonts w:ascii="Arial" w:hAnsi="Arial" w:eastAsia="微软雅黑"/>
+          <w:b w:val="0"/>
+          <w:sz w:val="19"/>
+        </w:rPr>
+        <w:t>• TSN「Linux 设备驱动：DTS 设备树/GPIO 中断/字符设备驱动调试」：原简历未展开，据你在 H3C 平台（Marvell+Linux）实操补充（2026-09-24 你确认在调）。请核对这几项是否都真实调过，没调透的删掉。</w:t>
+      </w:r>
+    </w:p>
+    <w:p>
+      <w:pPr>
+        <w:spacing w:before="0" w:after="40"/>
+        <w:ind w:left="259"/>
+      </w:pPr>
+      <w:r>
+        <w:rPr>
+          <w:rFonts w:ascii="Arial" w:hAnsi="Arial" w:eastAsia="微软雅黑"/>
+          <w:b w:val="0"/>
+          <w:sz w:val="19"/>
+        </w:rPr>
+        <w:t>• 电能质量分析仪「DSP 算法/性能优化」：同 V1，经确认归入此项目；「A5 运行 Linux」为原简历事实。</w:t>
+      </w:r>
+    </w:p>
+    <w:p>
+      <w:pPr>
+        <w:spacing w:before="0" w:after="40"/>
+        <w:ind w:left="259"/>
+      </w:pPr>
+      <w:r>
+        <w:rPr>
+          <w:rFonts w:ascii="Arial" w:hAnsi="Arial" w:eastAsia="微软雅黑"/>
+          <w:b w:val="0"/>
+          <w:sz w:val="19"/>
+        </w:rPr>
+        <w:t>• TSN「协议栈核心由驱动/平台团队负责」：角色澄清（同 V1）。</w:t>
       </w:r>
     </w:p>
     <w:sectPr>
